--- a/docs/Lessons/Lesson 12 - Hearing It Happen/Lesson_12_Prep_Checklist.docx
+++ b/docs/Lessons/Lesson 12 - Hearing It Happen/Lesson_12_Prep_Checklist.docx
@@ -124,7 +124,7 @@
         <w:spacing w:after="160"/>
       </w:pPr>
       <w:r>
-        <w:t xml:space="preserve">Since Lesson 2, five different lessons have quietly offered an optional 'add a sound' Level 3 idea: a movement blip (Lesson 2), a shoot sound (Lesson 3), a hit/explosion sound (Lesson 4), and a victory sound (Lesson 6). Some students built these; many didn't. This week makes four sounds mandatory for everyone - shoot, explosion, wave clear, and game over - matching the capstone's Level 3 feature list exactly. For students who already built the optional versions, today is mostly verification plus two new sounds. For everyone else, this lesson gives full instructions as if starting fresh, the same self-contained approach every lesson uses.</w:t>
+        <w:t xml:space="preserve">Since Lesson 2, several lessons have quietly offered an optional 'add a sound' Level 3 idea: a movement blip (Lesson 2), a shoot sound (Lesson 3), a hit/explosion sound (Lesson 4), and a victory sound (Lesson 6). Lesson 8 made life-lost and game-over sounds optional as well. Some students built these; many didn't. This week makes every one of those sounds mandatory for everyone - shoot, explosion, win, life-lost, game-over - plus one genuinely new sound (wave clear), matching the capstone's Level 3 feature list exactly. For students who already built the optional versions, today is mostly verification plus one new sound. For everyone else, this lesson gives full instructions as if starting fresh, the same self-contained approach every lesson uses.</w:t>
       </w:r>
     </w:p>
     <w:p>
@@ -153,20 +153,20 @@
         <w:spacing w:after="160"/>
       </w:pPr>
       <w:r>
-        <w:t xml:space="preserve">Two new sound effects are provided in this lesson's Assets folder: sfx_wave.wav (a short, upbeat wave-clear cue) and sfx_lose.wav (a short, low game-over cue) - deliberately distinct from each other and from the existing sfx_shoot.wav, sfx_hit.wav, and sfx_win.wav so all five are easy to tell apart by ear.</w:t>
-      </w:r>
-    </w:p>
-    <w:p>
-      <w:pPr>
-        <w:pStyle w:val="ListParagraph"/>
-        <w:numPr>
-          <w:ilvl w:val="0"/>
-          <w:numId w:val="2"/>
-        </w:numPr>
-        <w:spacing w:after="80"/>
-      </w:pPr>
-      <w:r>
-        <w:t xml:space="preserve">Confirm sfx_wave.wav and sfx_lose.wav are present and playable before class (a quick double-click test on the demo laptop is enough).</w:t>
+        <w:t xml:space="preserve">One new sound effect is provided in this lesson's Assets folder: sfx_wave.wav (a short, upbeat wave-clear cue) - distinct from the existing sfx_shoot.wav, sfx_hit.wav, sfx_win.wav, sfx_lifelost.wav, and sfx_gameover.wav so all six are easy to tell apart by ear. The game-over sound reuses Lesson 8's existing sfx_gameover.wav asset rather than introducing a new one - no separate 'lose' sound exists in this course.</w:t>
+      </w:r>
+    </w:p>
+    <w:p>
+      <w:pPr>
+        <w:pStyle w:val="ListParagraph"/>
+        <w:numPr>
+          <w:ilvl w:val="0"/>
+          <w:numId w:val="2"/>
+        </w:numPr>
+        <w:spacing w:after="80"/>
+      </w:pPr>
+      <w:r>
+        <w:t xml:space="preserve">Confirm sfx_wave.wav is present and playable before class (a quick double-click test on the demo laptop is enough).</w:t>
       </w:r>
     </w:p>
     <w:p>
@@ -260,7 +260,7 @@
         <w:spacing w:after="80"/>
       </w:pPr>
       <w:r>
-        <w:t xml:space="preserve">001 Game Creator and Unreal (Windows demo laptop): confirm newly imported sfx_wave.wav / sfx_lose.wav assets are recognized correctly by each engine's audio import step.</w:t>
+        <w:t xml:space="preserve">001 Game Creator and Unreal (Windows demo laptop): confirm newly imported sfx_wave.wav is recognized correctly by each engine's audio import step.</w:t>
       </w:r>
     </w:p>
     <w:p>
@@ -328,7 +328,7 @@
         <w:spacing w:after="60"/>
       </w:pPr>
       <w:r>
-        <w:t xml:space="preserve">Students who already built an optional sound idea in an earlier lesson may assume today needs nothing from them - point out explicitly that today still adds two brand-new sounds (wave clear, game over) they haven't built before.</w:t>
+        <w:t xml:space="preserve">Students who already built an optional sound idea in an earlier lesson may assume today needs nothing from them - point out explicitly that today still adds one brand-new sound (wave clear) and makes the game-over/life-lost sounds mandatory if they skipped them.</w:t>
       </w:r>
     </w:p>
     <w:p>
